--- a/example_articles/states/Hawaii/2.states_Hawaii_New_York_Times.docx
+++ b/example_articles/states/Hawaii/2.states_Hawaii_New_York_Times.docx
@@ -7,9 +7,9 @@
         <w:pStyle w:val="Heading1"/>
       </w:pPr>
       <w:r>
-        <w:t>In School;</w:t>
+        <w:t>FILM REVIEW;</w:t>
         <w:br/>
-        <w:t>A language may yet live on as long as children can say, E 'olelo Hawai'i wale no ma 'ane'i.</w:t>
+        <w:t>Underdogs Don't Melt Under the Desert Sun</w:t>
       </w:r>
     </w:p>
     <w:p>
@@ -19,17 +19,17 @@
     </w:p>
     <w:p>
       <w:r>
-        <w:t>Date: 1994-08-17</w:t>
+        <w:t>Date: 1996-03-22</w:t>
       </w:r>
     </w:p>
     <w:p>
       <w:r>
-        <w:t>Section: Section B; ; Section B;  Page 9;  Column 5;  National Desk;  Education Page; Column 5; ; Education Page</w:t>
+        <w:t>Section: Section C; ; Section C;  Page 12;  Column 1;  Weekend Desk ; Column 1; ; Review</w:t>
       </w:r>
     </w:p>
     <w:p>
       <w:r>
-        <w:t>Source file: NYT/43.DOCX</w:t>
+        <w:t>Source file: NYT/32.DOCX</w:t>
       </w:r>
     </w:p>
     <w:p>
@@ -51,47 +51,23 @@
     </w:p>
     <w:p>
       <w:r>
-        <w:t>"Aloha!" the teacher said, greeting the 16 preschoolers as they arrived at the door of their classroom.</w:t>
+        <w:t>Hollywood films about teen-age competition are so desperate to convey the vicarious thrill of winning despite impossible odds that when one comes along that doesn't slavishly recycle every cliche of the genre, each refusal to conform is a little breath of fresh air. "Race the Sun" may belong to the cookie-cutter school of "Rocky"-style movies with a "teen beat." But its hapless high school losers who gain self-esteem by finishing a grueling 2,000-mile car race through the Australian desert are recognizable enough so that one doesn't feel like a manipulated fool rooting for them.</w:t>
         <w:br/>
-        <w:t>"Aloha!" the children responded in an off-key chorus as they formed a circle on the floor under a sign that read, "E 'olelo Hawai'i wale no ma 'ane'i" ("Only Hawaiian spoken here").</w:t>
+        <w:t>These sympathetic underdogs are a bunch of sullen working-class teen-agers of mixed ethnic background who attend Kona Pali High School in Hawaii. Derisively nicknamed "lolos" by their more well-heeled peers, they seem headed nowhere until Sandra Beecher (Halle Berry), a spunky new science teacher, arrives at the school.</w:t>
         <w:br/>
-        <w:t>One by one, the youngsters recited their names and the names of their parents and siblings in Hawaiian -- with a little prodding from Lolena Nicholas, a native islander who grew up speaking the language and is now on a mission to teach the 13-letter Hawaiian alphabet to a new generation.</w:t>
+        <w:t>Encouraged by Sandra, eight students pool their skills to design and build a solar-powered car as their group science project. When their rickety homemade vehicle, the Cockroach, wins a local competition, they go to Australia to compete in an international race.</w:t>
         <w:br/>
-        <w:t>Ms. Nicholas is the head teacher at Punana Leo O Honolulu (loosely, Language Nest in Honolulu), a private preschool in an unadorned working-class neighborhood not far from the glitter of Waikiki Beach here on the island of Oahu. The students are the youngest soldiers in a 10-year statewide battle to fan the embers of a dying language.</w:t>
+        <w:t>Because the movie, directed by Charles T. Kanganis from a screenplay by Barry Morrow, is roughly based on a true story, its details don't have an overly familiar ring. It helps that the solar-powered vehicles shown puttering through the blazing Australian desert are neither speedy nor glamorous. The movie doesn't waste time admiring the technology at the expense of human drama, of which there is plenty, none of it overblown.</w:t>
         <w:br/>
-        <w:t>Hawaiian is a melodic language with soft edges that is closely related to other South Pacific languages, like Samoan. And its preservation means everything to many native islanders.</w:t>
+        <w:t>Daniel Webster (Casey Affleck), the team's captain and the designer of the Cockroach, is a dreamy-eyed amateur draftsman who has an edgy relationship with his stepsister Cindy (Eliza Dushku), an emotionally wounded child of divorce with a potential drinking problem. Also along on the trip are Eduardo (Anthony Ruivivar), a macho hothead; Gilbert (J. Moki Cho), an overweight computer nerd, and Uni (Sara Tanaka), a diminutive math student who pilots the Cockroach over some of the most challenging terrain.</w:t>
         <w:br/>
-        <w:t>The campaign to expand the use of Hawaiian reflects a growing movement by native islanders to protect their culture from oblivion. After years of lobbying the Hawaii Legislature by native islander groups, the State Department of Education began financing immersion language classes.</w:t>
+        <w:t>During the 2,000-mile trek, the Cockroach weathers one obstacle after another, including a freak dust storm, a fire, illness and temperatures of more than 115 degrees. Another adversary is the American corporate sponsor (Kevin Tighe), a mean-spirited go-getter who is so embarrassed by the Hawaiian team he tries to get them disqualified.</w:t>
         <w:br/>
-        <w:t>This year, the effort will receive nearly $900,000 from the state, which has supported the program financially since 1984.</w:t>
+        <w:t>Tagging along as a chaperone is Frank Machi (James Belushi), the school's cynical shop teacher, who belatedly learns to believe in his students. Frank and Sandra are both divorced and unattached. In a refreshing touch, the two don't end up in a clinch.</w:t>
         <w:br/>
-        <w:t>"A few years ago, the Hawaiian language was on the brink of extinction," said Mokihana Watson, the director of Punana Leo, who often conducts the school's business over the telephone in Hawaiian. "A majority of Hawaiian people don't speak their native language anymore. But Hawaii is the only state in the nation that has two official languages, English and Hawaiian, and once we lose Hawaiian we'll be like any other state."</w:t>
+        <w:t xml:space="preserve"> </w:t>
         <w:br/>
-        <w:t>Hawaiian language training on this majestic island-state starts early -- in selected public and private preschools. And it starts full throttle: teachers use the immersion approach, in which only the language being learned is used throughout the school day.</w:t>
-        <w:br/>
-        <w:t>The program has generated interest on the United States mainland, particularly among representatives of the Cherokee and Mohawk nations.</w:t>
-        <w:br/>
-        <w:t>But Ms. Watson said that jump-starting a fading language, though popular among many native islanders, has met opposition. Some has even come from native islanders, who wonder why children should be taught a language they'll rarely have cause to use. Even businesses rarely use it anymore, critics said.</w:t>
-        <w:br/>
-        <w:t>But Ms. Watson responds, "Without our language, our culture is gone." Though there is little practical use of the Hawaiian language now, she added, many real estate transactions were recorded in Hawaiian, and there are still isolated communities where Hawaiian is the main language or the only one.</w:t>
-        <w:br/>
-        <w:t>The politics of language matter little to the children, who are drilled constantly in the pronunciation and meaning of words through a homemade curriculum. There are no textbooks, so the schools write their own, using Hawaiian folklore that emphasizes the love of the land and the sea.</w:t>
-        <w:br/>
-        <w:t>There are Western books, too, but Hawaiian translations have been taped over the English words. One book features a little girl holding the hands of her two grandmothers, one in traditional Western dress and the other in Hawaiian flowered dress, a reference to the mixed lineage of many of the children.</w:t>
-        <w:br/>
-        <w:t>The children are coached to count in Hawaiian, with some help from brightly colored posters that list the numbers from elua (1) to iwa kalua (20).</w:t>
-        <w:br/>
-        <w:t>In part because they are so young and soak up knowledge rapidly, the students quickly become fluent. "They are like sponges," Ms. Watson said.</w:t>
-        <w:br/>
-        <w:t>The lessons continue at recess: using English is also banned then. Under the leafy boughs of a mango tree, the children chatter in Hawaiian. Some practice the alphabet, carefully pronouncing each letter, the first five of which are the vowels: A, E, I, O and U; the pronunciation closely follows the pronunciation of the English alphabet. The other letters, H, K, L, M, N, P and W, also carry the pronunciations of the English consonants. The 13th letter is an apostrophe turned backwards and pronounced "okina."</w:t>
-        <w:br/>
-        <w:t>Over and over they repeat the alphabet as Ms. Nicholas listens with a sharp ear, despite the laughter of classmates who watch others climb a mango tree, its still-green fruit bobbing in the breeze.</w:t>
-        <w:br/>
-        <w:t>Many of the youngsters, like 4-year-old Kaimiola Gora-Aina, come from families in which the parents, if they do not speak the language themselves, had grandparents who did. For example, Lilinoe Wong, a teacher and parent, said: "My grandmother spoke it, and I grew up listening to it. But when she died, we stopped hearing it."</w:t>
-        <w:br/>
-        <w:t>That prompted Ms. Wong to enroll her older son, now 10, in the Punana Leo school. She and her husband, Laiana, a language professor who teaches Hawaiian at the University of Hawaii in Honolulu, eventually took night classes themselves. Now Ms. Wong teaches Hawaiian at Punana Leo.</w:t>
-        <w:br/>
-        <w:t>Next year, she said, they plan to enroll their 3-year-old son in the preschool program, a fresh recruit in the struggle to save a language.</w:t>
+        <w:t>"Race the Sun" is rated PG (Parental guidance suggested). The dialogue includes some mild vulgarity.</w:t>
         <w:br/>
         <w:br/>
         <w:t>Graphic</w:t>
@@ -99,7 +75,7 @@
         <w:br/>
         <w:t xml:space="preserve"> </w:t>
         <w:br/>
-        <w:t>Photo: Halia Marks, 5, plays a sorting game with shells, called Hookaawale, in which only Hawaiian is spoken at her preschool. (Ken Ige for The New York Times)</w:t>
+        <w:t>Photo: J. Moki Cho, at the wheel, and Dion Basco in "Race the Sun." (Jason Boland/TriStar Pictures)</w:t>
       </w:r>
     </w:p>
     <w:sectPr>
